--- a/TEST SUMMARY REPORT-InamRestaurant.docx
+++ b/TEST SUMMARY REPORT-InamRestaurant.docx
@@ -194,7 +194,7 @@
               <w:cnfStyle w:val="000000010000" w:firstRow="0" w:lastRow="0" w:firstColumn="0" w:lastColumn="0" w:oddVBand="0" w:evenVBand="0" w:oddHBand="0" w:evenHBand="1" w:firstRowFirstColumn="0" w:firstRowLastColumn="0" w:lastRowFirstColumn="0" w:lastRowLastColumn="0"/>
             </w:pPr>
             <w:r>
-              <w:t>1.0</w:t>
+              <w:t>1.1</w:t>
             </w:r>
           </w:p>
         </w:tc>
@@ -280,9 +280,6 @@
             <w:pPr>
               <w:cnfStyle w:val="000000100000" w:firstRow="0" w:lastRow="0" w:firstColumn="0" w:lastColumn="0" w:oddVBand="0" w:evenVBand="0" w:oddHBand="1" w:evenHBand="0" w:firstRowFirstColumn="0" w:firstRowLastColumn="0" w:lastRowFirstColumn="0" w:lastRowLastColumn="0"/>
             </w:pPr>
-            <w:r>
-              <w:t>Inam Khan (Reg No: 12303473)</w:t>
-            </w:r>
           </w:p>
         </w:tc>
       </w:tr>
@@ -363,7 +360,7 @@
     </w:p>
     <w:p>
       <w:r>
-        <w:t>Manual testing of the Inam Restaurant website was carried out over a three-day cycle covering Functional, UI/UX, Performance and Security areas. A total of 45 test cases were executed against 42 documented requirements. The application passed the majority of the functional and UI tests; however, two CRITICAL security defects and three Performance issues were identified that must be addressed before release.</w:t>
+        <w:t>Testing of the Inam Restaurant website was carried out over a three-day cycle covering Functional, UI/UX, Performance and Security areas. A total of 45 test cases were executed against 42 documented requirements. The Authentication module (5 test cases) was automated using Selenium WebDriver with Python and all automated test cases PASSED. The remaining 40 test cases were executed manually. The application passed the majority of the functional and UI tests; however, two CRITICAL security defects and three Performance issues were identified that must be addressed before release.</w:t>
       </w:r>
     </w:p>
     <w:p>
@@ -376,7 +373,7 @@
     </w:p>
     <w:p>
       <w:r>
-        <w:t>39 of 45 test cases PASSED (86.67% pass rate). 6 test cases FAILED, resulting in 6 logged defects (2 Critical, 1 High, 2 Medium, 1 Low). Exit criteria of 95% pass rate has NOT been met because of the critical security defects.</w:t>
+        <w:t>39 of 45 test cases PASSED (86.67% pass rate). 6 test cases FAILED, resulting in 6 logged defects (2 Critical, 1 High, 2 Medium, 1 Low). Exit criteria of 95% pass rate has NOT been met because of critical security defects.</w:t>
       </w:r>
     </w:p>
     <w:p>
@@ -397,7 +394,11 @@
     </w:p>
     <w:p>
       <w:r>
-        <w:t>The objective of this testing cycle was to validate that the Inam Restaurant website functions correctly, looks good across devices, performs well, and is secure for end users. The focus modules were authentication, menu browsing, gallery, contact, and overall site quality.</w:t>
+        <w:t xml:space="preserve">The objective of this testing cycle was to validate that the Inam Restaurant website functions correctly, looks good across devices, performs well, and is secure for end users. Authentication </w:t>
+      </w:r>
+      <w:r>
+        <w:lastRenderedPageBreak/>
+        <w:t>module was validated through Selenium-based automation, while other modules were tested manually with browser tool assistance.</w:t>
       </w:r>
     </w:p>
     <w:p>
@@ -430,7 +431,7 @@
         <w:pStyle w:val="ListBullet"/>
       </w:pPr>
       <w:r>
-        <w:t>User Login / Logout flows</w:t>
+        <w:t>User Login / Logout flows (AUTOMATED via Selenium Python)</w:t>
       </w:r>
     </w:p>
     <w:p>
@@ -715,7 +716,7 @@
           </w:tcPr>
           <w:p>
             <w:r>
-              <w:t>Tools</w:t>
+              <w:t>Automation Stack</w:t>
             </w:r>
           </w:p>
         </w:tc>
@@ -728,7 +729,7 @@
               <w:cnfStyle w:val="000000010000" w:firstRow="0" w:lastRow="0" w:firstColumn="0" w:lastColumn="0" w:oddVBand="0" w:evenVBand="0" w:oddHBand="0" w:evenHBand="1" w:firstRowFirstColumn="0" w:firstRowLastColumn="0" w:lastRowFirstColumn="0" w:lastRowLastColumn="0"/>
             </w:pPr>
             <w:r>
-              <w:t>Chrome DevTools, Lighthouse, securityheaders.com</w:t>
+              <w:t>Python 3, Selenium WebDriver, ChromeDriver</w:t>
             </w:r>
           </w:p>
         </w:tc>
@@ -744,7 +745,7 @@
           </w:tcPr>
           <w:p>
             <w:r>
-              <w:t>Network</w:t>
+              <w:t>Tools</w:t>
             </w:r>
           </w:p>
         </w:tc>
@@ -757,7 +758,7 @@
               <w:cnfStyle w:val="000000100000" w:firstRow="0" w:lastRow="0" w:firstColumn="0" w:lastColumn="0" w:oddVBand="0" w:evenVBand="0" w:oddHBand="1" w:evenHBand="0" w:firstRowFirstColumn="0" w:firstRowLastColumn="0" w:lastRowFirstColumn="0" w:lastRowLastColumn="0"/>
             </w:pPr>
             <w:r>
-              <w:t>Broadband</w:t>
+              <w:t>Chrome DevTools, Lighthouse, securityheaders.com</w:t>
             </w:r>
           </w:p>
         </w:tc>
@@ -773,6 +774,35 @@
           </w:tcPr>
           <w:p>
             <w:r>
+              <w:t>Network</w:t>
+            </w:r>
+          </w:p>
+        </w:tc>
+        <w:tc>
+          <w:tcPr>
+            <w:tcW w:w="5472" w:type="dxa"/>
+          </w:tcPr>
+          <w:p>
+            <w:pPr>
+              <w:cnfStyle w:val="000000010000" w:firstRow="0" w:lastRow="0" w:firstColumn="0" w:lastColumn="0" w:oddVBand="0" w:evenVBand="0" w:oddHBand="0" w:evenHBand="1" w:firstRowFirstColumn="0" w:firstRowLastColumn="0" w:lastRowFirstColumn="0" w:lastRowLastColumn="0"/>
+            </w:pPr>
+            <w:r>
+              <w:t>Broadband</w:t>
+            </w:r>
+          </w:p>
+        </w:tc>
+      </w:tr>
+      <w:tr>
+        <w:trPr>
+          <w:cnfStyle w:val="000000100000" w:firstRow="0" w:lastRow="0" w:firstColumn="0" w:lastColumn="0" w:oddVBand="0" w:evenVBand="0" w:oddHBand="1" w:evenHBand="0" w:firstRowFirstColumn="0" w:firstRowLastColumn="0" w:lastRowFirstColumn="0" w:lastRowLastColumn="0"/>
+        </w:trPr>
+        <w:tc>
+          <w:tcPr>
+            <w:cnfStyle w:val="001000000000" w:firstRow="0" w:lastRow="0" w:firstColumn="1" w:lastColumn="0" w:oddVBand="0" w:evenVBand="0" w:oddHBand="0" w:evenHBand="0" w:firstRowFirstColumn="0" w:firstRowLastColumn="0" w:lastRowFirstColumn="0" w:lastRowLastColumn="0"/>
+            <w:tcW w:w="3168" w:type="dxa"/>
+          </w:tcPr>
+          <w:p>
+            <w:r>
               <w:t>Test URL</w:t>
             </w:r>
           </w:p>
@@ -783,7 +813,7 @@
           </w:tcPr>
           <w:p>
             <w:pPr>
-              <w:cnfStyle w:val="000000010000" w:firstRow="0" w:lastRow="0" w:firstColumn="0" w:lastColumn="0" w:oddVBand="0" w:evenVBand="0" w:oddHBand="0" w:evenHBand="1" w:firstRowFirstColumn="0" w:firstRowLastColumn="0" w:lastRowFirstColumn="0" w:lastRowLastColumn="0"/>
+              <w:cnfStyle w:val="000000100000" w:firstRow="0" w:lastRow="0" w:firstColumn="0" w:lastColumn="0" w:oddVBand="0" w:evenVBand="0" w:oddHBand="1" w:evenHBand="0" w:firstRowFirstColumn="0" w:firstRowLastColumn="0" w:lastRowFirstColumn="0" w:lastRowLastColumn="0"/>
             </w:pPr>
             <w:r>
               <w:t>https://inam0980.pythonanywhere.com/</w:t>
@@ -805,6 +835,7 @@
           <w:b/>
           <w:sz w:val="36"/>
         </w:rPr>
+        <w:lastRenderedPageBreak/>
         <w:t>6. Test Execution Summary</w:t>
       </w:r>
     </w:p>
@@ -841,7 +872,6 @@
               <w:rPr>
                 <w:color w:val="FFFFFF"/>
               </w:rPr>
-              <w:lastRenderedPageBreak/>
               <w:t>Metric</w:t>
             </w:r>
           </w:p>
@@ -1121,6 +1151,321 @@
             </w:pPr>
             <w:r>
               <w:t>13.33%</w:t>
+            </w:r>
+          </w:p>
+        </w:tc>
+      </w:tr>
+    </w:tbl>
+    <w:p/>
+    <w:p>
+      <w:r>
+        <w:rPr>
+          <w:b/>
+        </w:rPr>
+        <w:t>Manual vs Automation Breakdown:</w:t>
+      </w:r>
+    </w:p>
+    <w:tbl>
+      <w:tblPr>
+        <w:tblStyle w:val="LightGrid-Accent1"/>
+        <w:tblW w:w="0" w:type="auto"/>
+        <w:tblLook w:val="04A0" w:firstRow="1" w:lastRow="0" w:firstColumn="1" w:lastColumn="0" w:noHBand="0" w:noVBand="1"/>
+      </w:tblPr>
+      <w:tblGrid>
+        <w:gridCol w:w="3293"/>
+        <w:gridCol w:w="1318"/>
+        <w:gridCol w:w="1333"/>
+        <w:gridCol w:w="1318"/>
+        <w:gridCol w:w="1594"/>
+      </w:tblGrid>
+      <w:tr>
+        <w:trPr>
+          <w:cnfStyle w:val="100000000000" w:firstRow="1" w:lastRow="0" w:firstColumn="0" w:lastColumn="0" w:oddVBand="0" w:evenVBand="0" w:oddHBand="0" w:evenHBand="0" w:firstRowFirstColumn="0" w:firstRowLastColumn="0" w:lastRowFirstColumn="0" w:lastRowLastColumn="0"/>
+        </w:trPr>
+        <w:tc>
+          <w:tcPr>
+            <w:cnfStyle w:val="001000000000" w:firstRow="0" w:lastRow="0" w:firstColumn="1" w:lastColumn="0" w:oddVBand="0" w:evenVBand="0" w:oddHBand="0" w:evenHBand="0" w:firstRowFirstColumn="0" w:firstRowLastColumn="0" w:lastRowFirstColumn="0" w:lastRowLastColumn="0"/>
+            <w:tcW w:w="3744" w:type="dxa"/>
+            <w:shd w:val="clear" w:color="auto" w:fill="305496"/>
+          </w:tcPr>
+          <w:p>
+            <w:r>
+              <w:rPr>
+                <w:color w:val="FFFFFF"/>
+              </w:rPr>
+              <w:t>Execution Type</w:t>
+            </w:r>
+          </w:p>
+        </w:tc>
+        <w:tc>
+          <w:tcPr>
+            <w:tcW w:w="1440" w:type="dxa"/>
+            <w:shd w:val="clear" w:color="auto" w:fill="305496"/>
+          </w:tcPr>
+          <w:p>
+            <w:pPr>
+              <w:cnfStyle w:val="100000000000" w:firstRow="1" w:lastRow="0" w:firstColumn="0" w:lastColumn="0" w:oddVBand="0" w:evenVBand="0" w:oddHBand="0" w:evenHBand="0" w:firstRowFirstColumn="0" w:firstRowLastColumn="0" w:lastRowFirstColumn="0" w:lastRowLastColumn="0"/>
+            </w:pPr>
+            <w:r>
+              <w:rPr>
+                <w:color w:val="FFFFFF"/>
+              </w:rPr>
+              <w:t>Count</w:t>
+            </w:r>
+          </w:p>
+        </w:tc>
+        <w:tc>
+          <w:tcPr>
+            <w:tcW w:w="1440" w:type="dxa"/>
+            <w:shd w:val="clear" w:color="auto" w:fill="305496"/>
+          </w:tcPr>
+          <w:p>
+            <w:pPr>
+              <w:cnfStyle w:val="100000000000" w:firstRow="1" w:lastRow="0" w:firstColumn="0" w:lastColumn="0" w:oddVBand="0" w:evenVBand="0" w:oddHBand="0" w:evenHBand="0" w:firstRowFirstColumn="0" w:firstRowLastColumn="0" w:lastRowFirstColumn="0" w:lastRowLastColumn="0"/>
+            </w:pPr>
+            <w:r>
+              <w:rPr>
+                <w:color w:val="FFFFFF"/>
+              </w:rPr>
+              <w:t>Passed</w:t>
+            </w:r>
+          </w:p>
+        </w:tc>
+        <w:tc>
+          <w:tcPr>
+            <w:tcW w:w="1440" w:type="dxa"/>
+            <w:shd w:val="clear" w:color="auto" w:fill="305496"/>
+          </w:tcPr>
+          <w:p>
+            <w:pPr>
+              <w:cnfStyle w:val="100000000000" w:firstRow="1" w:lastRow="0" w:firstColumn="0" w:lastColumn="0" w:oddVBand="0" w:evenVBand="0" w:oddHBand="0" w:evenHBand="0" w:firstRowFirstColumn="0" w:firstRowLastColumn="0" w:lastRowFirstColumn="0" w:lastRowLastColumn="0"/>
+            </w:pPr>
+            <w:r>
+              <w:rPr>
+                <w:color w:val="FFFFFF"/>
+              </w:rPr>
+              <w:t>Failed</w:t>
+            </w:r>
+          </w:p>
+        </w:tc>
+        <w:tc>
+          <w:tcPr>
+            <w:tcW w:w="1728" w:type="dxa"/>
+            <w:shd w:val="clear" w:color="auto" w:fill="305496"/>
+          </w:tcPr>
+          <w:p>
+            <w:pPr>
+              <w:cnfStyle w:val="100000000000" w:firstRow="1" w:lastRow="0" w:firstColumn="0" w:lastColumn="0" w:oddVBand="0" w:evenVBand="0" w:oddHBand="0" w:evenHBand="0" w:firstRowFirstColumn="0" w:firstRowLastColumn="0" w:lastRowFirstColumn="0" w:lastRowLastColumn="0"/>
+            </w:pPr>
+            <w:r>
+              <w:rPr>
+                <w:color w:val="FFFFFF"/>
+              </w:rPr>
+              <w:t>Pass %</w:t>
+            </w:r>
+          </w:p>
+        </w:tc>
+      </w:tr>
+      <w:tr>
+        <w:trPr>
+          <w:cnfStyle w:val="000000100000" w:firstRow="0" w:lastRow="0" w:firstColumn="0" w:lastColumn="0" w:oddVBand="0" w:evenVBand="0" w:oddHBand="1" w:evenHBand="0" w:firstRowFirstColumn="0" w:firstRowLastColumn="0" w:lastRowFirstColumn="0" w:lastRowLastColumn="0"/>
+        </w:trPr>
+        <w:tc>
+          <w:tcPr>
+            <w:cnfStyle w:val="001000000000" w:firstRow="0" w:lastRow="0" w:firstColumn="1" w:lastColumn="0" w:oddVBand="0" w:evenVBand="0" w:oddHBand="0" w:evenHBand="0" w:firstRowFirstColumn="0" w:firstRowLastColumn="0" w:lastRowFirstColumn="0" w:lastRowLastColumn="0"/>
+            <w:tcW w:w="3744" w:type="dxa"/>
+          </w:tcPr>
+          <w:p>
+            <w:r>
+              <w:t>Manual</w:t>
+            </w:r>
+          </w:p>
+        </w:tc>
+        <w:tc>
+          <w:tcPr>
+            <w:tcW w:w="1440" w:type="dxa"/>
+          </w:tcPr>
+          <w:p>
+            <w:pPr>
+              <w:cnfStyle w:val="000000100000" w:firstRow="0" w:lastRow="0" w:firstColumn="0" w:lastColumn="0" w:oddVBand="0" w:evenVBand="0" w:oddHBand="1" w:evenHBand="0" w:firstRowFirstColumn="0" w:firstRowLastColumn="0" w:lastRowFirstColumn="0" w:lastRowLastColumn="0"/>
+            </w:pPr>
+            <w:r>
+              <w:t>40</w:t>
+            </w:r>
+          </w:p>
+        </w:tc>
+        <w:tc>
+          <w:tcPr>
+            <w:tcW w:w="1440" w:type="dxa"/>
+          </w:tcPr>
+          <w:p>
+            <w:pPr>
+              <w:cnfStyle w:val="000000100000" w:firstRow="0" w:lastRow="0" w:firstColumn="0" w:lastColumn="0" w:oddVBand="0" w:evenVBand="0" w:oddHBand="1" w:evenHBand="0" w:firstRowFirstColumn="0" w:firstRowLastColumn="0" w:lastRowFirstColumn="0" w:lastRowLastColumn="0"/>
+            </w:pPr>
+            <w:r>
+              <w:t>34</w:t>
+            </w:r>
+          </w:p>
+        </w:tc>
+        <w:tc>
+          <w:tcPr>
+            <w:tcW w:w="1440" w:type="dxa"/>
+          </w:tcPr>
+          <w:p>
+            <w:pPr>
+              <w:cnfStyle w:val="000000100000" w:firstRow="0" w:lastRow="0" w:firstColumn="0" w:lastColumn="0" w:oddVBand="0" w:evenVBand="0" w:oddHBand="1" w:evenHBand="0" w:firstRowFirstColumn="0" w:firstRowLastColumn="0" w:lastRowFirstColumn="0" w:lastRowLastColumn="0"/>
+            </w:pPr>
+            <w:r>
+              <w:t>6</w:t>
+            </w:r>
+          </w:p>
+        </w:tc>
+        <w:tc>
+          <w:tcPr>
+            <w:tcW w:w="1728" w:type="dxa"/>
+          </w:tcPr>
+          <w:p>
+            <w:pPr>
+              <w:cnfStyle w:val="000000100000" w:firstRow="0" w:lastRow="0" w:firstColumn="0" w:lastColumn="0" w:oddVBand="0" w:evenVBand="0" w:oddHBand="1" w:evenHBand="0" w:firstRowFirstColumn="0" w:firstRowLastColumn="0" w:lastRowFirstColumn="0" w:lastRowLastColumn="0"/>
+            </w:pPr>
+            <w:r>
+              <w:t>85.00%</w:t>
+            </w:r>
+          </w:p>
+        </w:tc>
+      </w:tr>
+      <w:tr>
+        <w:trPr>
+          <w:cnfStyle w:val="000000010000" w:firstRow="0" w:lastRow="0" w:firstColumn="0" w:lastColumn="0" w:oddVBand="0" w:evenVBand="0" w:oddHBand="0" w:evenHBand="1" w:firstRowFirstColumn="0" w:firstRowLastColumn="0" w:lastRowFirstColumn="0" w:lastRowLastColumn="0"/>
+        </w:trPr>
+        <w:tc>
+          <w:tcPr>
+            <w:cnfStyle w:val="001000000000" w:firstRow="0" w:lastRow="0" w:firstColumn="1" w:lastColumn="0" w:oddVBand="0" w:evenVBand="0" w:oddHBand="0" w:evenHBand="0" w:firstRowFirstColumn="0" w:firstRowLastColumn="0" w:lastRowFirstColumn="0" w:lastRowLastColumn="0"/>
+            <w:tcW w:w="3744" w:type="dxa"/>
+          </w:tcPr>
+          <w:p>
+            <w:r>
+              <w:t>Automated (Selenium Python)</w:t>
+            </w:r>
+          </w:p>
+        </w:tc>
+        <w:tc>
+          <w:tcPr>
+            <w:tcW w:w="1440" w:type="dxa"/>
+          </w:tcPr>
+          <w:p>
+            <w:pPr>
+              <w:cnfStyle w:val="000000010000" w:firstRow="0" w:lastRow="0" w:firstColumn="0" w:lastColumn="0" w:oddVBand="0" w:evenVBand="0" w:oddHBand="0" w:evenHBand="1" w:firstRowFirstColumn="0" w:firstRowLastColumn="0" w:lastRowFirstColumn="0" w:lastRowLastColumn="0"/>
+            </w:pPr>
+            <w:r>
+              <w:t>5</w:t>
+            </w:r>
+          </w:p>
+        </w:tc>
+        <w:tc>
+          <w:tcPr>
+            <w:tcW w:w="1440" w:type="dxa"/>
+          </w:tcPr>
+          <w:p>
+            <w:pPr>
+              <w:cnfStyle w:val="000000010000" w:firstRow="0" w:lastRow="0" w:firstColumn="0" w:lastColumn="0" w:oddVBand="0" w:evenVBand="0" w:oddHBand="0" w:evenHBand="1" w:firstRowFirstColumn="0" w:firstRowLastColumn="0" w:lastRowFirstColumn="0" w:lastRowLastColumn="0"/>
+            </w:pPr>
+            <w:r>
+              <w:t>5</w:t>
+            </w:r>
+          </w:p>
+        </w:tc>
+        <w:tc>
+          <w:tcPr>
+            <w:tcW w:w="1440" w:type="dxa"/>
+          </w:tcPr>
+          <w:p>
+            <w:pPr>
+              <w:cnfStyle w:val="000000010000" w:firstRow="0" w:lastRow="0" w:firstColumn="0" w:lastColumn="0" w:oddVBand="0" w:evenVBand="0" w:oddHBand="0" w:evenHBand="1" w:firstRowFirstColumn="0" w:firstRowLastColumn="0" w:lastRowFirstColumn="0" w:lastRowLastColumn="0"/>
+            </w:pPr>
+            <w:r>
+              <w:t>0</w:t>
+            </w:r>
+          </w:p>
+        </w:tc>
+        <w:tc>
+          <w:tcPr>
+            <w:tcW w:w="1728" w:type="dxa"/>
+          </w:tcPr>
+          <w:p>
+            <w:pPr>
+              <w:cnfStyle w:val="000000010000" w:firstRow="0" w:lastRow="0" w:firstColumn="0" w:lastColumn="0" w:oddVBand="0" w:evenVBand="0" w:oddHBand="0" w:evenHBand="1" w:firstRowFirstColumn="0" w:firstRowLastColumn="0" w:lastRowFirstColumn="0" w:lastRowLastColumn="0"/>
+            </w:pPr>
+            <w:r>
+              <w:t>100.00%</w:t>
+            </w:r>
+          </w:p>
+        </w:tc>
+      </w:tr>
+      <w:tr>
+        <w:trPr>
+          <w:cnfStyle w:val="000000100000" w:firstRow="0" w:lastRow="0" w:firstColumn="0" w:lastColumn="0" w:oddVBand="0" w:evenVBand="0" w:oddHBand="1" w:evenHBand="0" w:firstRowFirstColumn="0" w:firstRowLastColumn="0" w:lastRowFirstColumn="0" w:lastRowLastColumn="0"/>
+        </w:trPr>
+        <w:tc>
+          <w:tcPr>
+            <w:cnfStyle w:val="001000000000" w:firstRow="0" w:lastRow="0" w:firstColumn="1" w:lastColumn="0" w:oddVBand="0" w:evenVBand="0" w:oddHBand="0" w:evenHBand="0" w:firstRowFirstColumn="0" w:firstRowLastColumn="0" w:lastRowFirstColumn="0" w:lastRowLastColumn="0"/>
+            <w:tcW w:w="3744" w:type="dxa"/>
+          </w:tcPr>
+          <w:p>
+            <w:r>
+              <w:t>TOTAL</w:t>
+            </w:r>
+          </w:p>
+        </w:tc>
+        <w:tc>
+          <w:tcPr>
+            <w:tcW w:w="1440" w:type="dxa"/>
+          </w:tcPr>
+          <w:p>
+            <w:pPr>
+              <w:cnfStyle w:val="000000100000" w:firstRow="0" w:lastRow="0" w:firstColumn="0" w:lastColumn="0" w:oddVBand="0" w:evenVBand="0" w:oddHBand="1" w:evenHBand="0" w:firstRowFirstColumn="0" w:firstRowLastColumn="0" w:lastRowFirstColumn="0" w:lastRowLastColumn="0"/>
+            </w:pPr>
+            <w:r>
+              <w:t>45</w:t>
+            </w:r>
+          </w:p>
+        </w:tc>
+        <w:tc>
+          <w:tcPr>
+            <w:tcW w:w="1440" w:type="dxa"/>
+          </w:tcPr>
+          <w:p>
+            <w:pPr>
+              <w:cnfStyle w:val="000000100000" w:firstRow="0" w:lastRow="0" w:firstColumn="0" w:lastColumn="0" w:oddVBand="0" w:evenVBand="0" w:oddHBand="1" w:evenHBand="0" w:firstRowFirstColumn="0" w:firstRowLastColumn="0" w:lastRowFirstColumn="0" w:lastRowLastColumn="0"/>
+            </w:pPr>
+            <w:r>
+              <w:t>39</w:t>
+            </w:r>
+          </w:p>
+        </w:tc>
+        <w:tc>
+          <w:tcPr>
+            <w:tcW w:w="1440" w:type="dxa"/>
+          </w:tcPr>
+          <w:p>
+            <w:pPr>
+              <w:cnfStyle w:val="000000100000" w:firstRow="0" w:lastRow="0" w:firstColumn="0" w:lastColumn="0" w:oddVBand="0" w:evenVBand="0" w:oddHBand="1" w:evenHBand="0" w:firstRowFirstColumn="0" w:firstRowLastColumn="0" w:lastRowFirstColumn="0" w:lastRowLastColumn="0"/>
+            </w:pPr>
+            <w:r>
+              <w:t>6</w:t>
+            </w:r>
+          </w:p>
+        </w:tc>
+        <w:tc>
+          <w:tcPr>
+            <w:tcW w:w="1728" w:type="dxa"/>
+          </w:tcPr>
+          <w:p>
+            <w:pPr>
+              <w:cnfStyle w:val="000000100000" w:firstRow="0" w:lastRow="0" w:firstColumn="0" w:lastColumn="0" w:oddVBand="0" w:evenVBand="0" w:oddHBand="1" w:evenHBand="0" w:firstRowFirstColumn="0" w:firstRowLastColumn="0" w:lastRowFirstColumn="0" w:lastRowLastColumn="0"/>
+            </w:pPr>
+            <w:r>
+              <w:t>86.67%</w:t>
             </w:r>
           </w:p>
         </w:tc>
@@ -1577,6 +1922,396 @@
         </w:tc>
       </w:tr>
     </w:tbl>
+    <w:p>
+      <w:pPr>
+        <w:pBdr>
+          <w:bottom w:val="single" w:sz="6" w:space="1" w:color="auto"/>
+        </w:pBdr>
+      </w:pPr>
+    </w:p>
+    <w:p>
+      <w:r>
+        <w:rPr>
+          <w:b/>
+          <w:sz w:val="36"/>
+        </w:rPr>
+        <w:t>6A. Automation Testing Summary</w:t>
+      </w:r>
+    </w:p>
+    <w:p>
+      <w:r>
+        <w:t>The Authentication module was fully automated using Selenium WebDriver with Python. All 5 automated test cases were executed successfully and PASSED. Python scripts and execution screenshots are maintained as evidence.</w:t>
+      </w:r>
+    </w:p>
+    <w:tbl>
+      <w:tblPr>
+        <w:tblStyle w:val="LightGrid-Accent1"/>
+        <w:tblW w:w="0" w:type="auto"/>
+        <w:tblLook w:val="04A0" w:firstRow="1" w:lastRow="0" w:firstColumn="1" w:lastColumn="0" w:noHBand="0" w:noVBand="1"/>
+      </w:tblPr>
+      <w:tblGrid>
+        <w:gridCol w:w="1369"/>
+        <w:gridCol w:w="4033"/>
+        <w:gridCol w:w="2074"/>
+        <w:gridCol w:w="1380"/>
+      </w:tblGrid>
+      <w:tr>
+        <w:trPr>
+          <w:cnfStyle w:val="100000000000" w:firstRow="1" w:lastRow="0" w:firstColumn="0" w:lastColumn="0" w:oddVBand="0" w:evenVBand="0" w:oddHBand="0" w:evenHBand="0" w:firstRowFirstColumn="0" w:firstRowLastColumn="0" w:lastRowFirstColumn="0" w:lastRowLastColumn="0"/>
+        </w:trPr>
+        <w:tc>
+          <w:tcPr>
+            <w:cnfStyle w:val="001000000000" w:firstRow="0" w:lastRow="0" w:firstColumn="1" w:lastColumn="0" w:oddVBand="0" w:evenVBand="0" w:oddHBand="0" w:evenHBand="0" w:firstRowFirstColumn="0" w:firstRowLastColumn="0" w:lastRowFirstColumn="0" w:lastRowLastColumn="0"/>
+            <w:tcW w:w="1440" w:type="dxa"/>
+            <w:shd w:val="clear" w:color="auto" w:fill="305496"/>
+          </w:tcPr>
+          <w:p>
+            <w:r>
+              <w:rPr>
+                <w:color w:val="FFFFFF"/>
+              </w:rPr>
+              <w:t>TC ID</w:t>
+            </w:r>
+          </w:p>
+        </w:tc>
+        <w:tc>
+          <w:tcPr>
+            <w:tcW w:w="4320" w:type="dxa"/>
+            <w:shd w:val="clear" w:color="auto" w:fill="305496"/>
+          </w:tcPr>
+          <w:p>
+            <w:pPr>
+              <w:cnfStyle w:val="100000000000" w:firstRow="1" w:lastRow="0" w:firstColumn="0" w:lastColumn="0" w:oddVBand="0" w:evenVBand="0" w:oddHBand="0" w:evenHBand="0" w:firstRowFirstColumn="0" w:firstRowLastColumn="0" w:lastRowFirstColumn="0" w:lastRowLastColumn="0"/>
+            </w:pPr>
+            <w:r>
+              <w:rPr>
+                <w:color w:val="FFFFFF"/>
+              </w:rPr>
+              <w:t>Test Case</w:t>
+            </w:r>
+          </w:p>
+        </w:tc>
+        <w:tc>
+          <w:tcPr>
+            <w:tcW w:w="2160" w:type="dxa"/>
+            <w:shd w:val="clear" w:color="auto" w:fill="305496"/>
+          </w:tcPr>
+          <w:p>
+            <w:pPr>
+              <w:cnfStyle w:val="100000000000" w:firstRow="1" w:lastRow="0" w:firstColumn="0" w:lastColumn="0" w:oddVBand="0" w:evenVBand="0" w:oddHBand="0" w:evenHBand="0" w:firstRowFirstColumn="0" w:firstRowLastColumn="0" w:lastRowFirstColumn="0" w:lastRowLastColumn="0"/>
+            </w:pPr>
+            <w:r>
+              <w:rPr>
+                <w:color w:val="FFFFFF"/>
+              </w:rPr>
+              <w:t>Type</w:t>
+            </w:r>
+          </w:p>
+        </w:tc>
+        <w:tc>
+          <w:tcPr>
+            <w:tcW w:w="1440" w:type="dxa"/>
+            <w:shd w:val="clear" w:color="auto" w:fill="305496"/>
+          </w:tcPr>
+          <w:p>
+            <w:pPr>
+              <w:cnfStyle w:val="100000000000" w:firstRow="1" w:lastRow="0" w:firstColumn="0" w:lastColumn="0" w:oddVBand="0" w:evenVBand="0" w:oddHBand="0" w:evenHBand="0" w:firstRowFirstColumn="0" w:firstRowLastColumn="0" w:lastRowFirstColumn="0" w:lastRowLastColumn="0"/>
+            </w:pPr>
+            <w:r>
+              <w:rPr>
+                <w:color w:val="FFFFFF"/>
+              </w:rPr>
+              <w:t>Status</w:t>
+            </w:r>
+          </w:p>
+        </w:tc>
+      </w:tr>
+      <w:tr>
+        <w:trPr>
+          <w:cnfStyle w:val="000000100000" w:firstRow="0" w:lastRow="0" w:firstColumn="0" w:lastColumn="0" w:oddVBand="0" w:evenVBand="0" w:oddHBand="1" w:evenHBand="0" w:firstRowFirstColumn="0" w:firstRowLastColumn="0" w:lastRowFirstColumn="0" w:lastRowLastColumn="0"/>
+        </w:trPr>
+        <w:tc>
+          <w:tcPr>
+            <w:cnfStyle w:val="001000000000" w:firstRow="0" w:lastRow="0" w:firstColumn="1" w:lastColumn="0" w:oddVBand="0" w:evenVBand="0" w:oddHBand="0" w:evenHBand="0" w:firstRowFirstColumn="0" w:firstRowLastColumn="0" w:lastRowFirstColumn="0" w:lastRowLastColumn="0"/>
+            <w:tcW w:w="1440" w:type="dxa"/>
+          </w:tcPr>
+          <w:p>
+            <w:r>
+              <w:t>FUN-010</w:t>
+            </w:r>
+          </w:p>
+        </w:tc>
+        <w:tc>
+          <w:tcPr>
+            <w:tcW w:w="4320" w:type="dxa"/>
+          </w:tcPr>
+          <w:p>
+            <w:pPr>
+              <w:cnfStyle w:val="000000100000" w:firstRow="0" w:lastRow="0" w:firstColumn="0" w:lastColumn="0" w:oddVBand="0" w:evenVBand="0" w:oddHBand="1" w:evenHBand="0" w:firstRowFirstColumn="0" w:firstRowLastColumn="0" w:lastRowFirstColumn="0" w:lastRowLastColumn="0"/>
+            </w:pPr>
+            <w:r>
+              <w:t>Login with valid credentials</w:t>
+            </w:r>
+          </w:p>
+        </w:tc>
+        <w:tc>
+          <w:tcPr>
+            <w:tcW w:w="2160" w:type="dxa"/>
+          </w:tcPr>
+          <w:p>
+            <w:pPr>
+              <w:cnfStyle w:val="000000100000" w:firstRow="0" w:lastRow="0" w:firstColumn="0" w:lastColumn="0" w:oddVBand="0" w:evenVBand="0" w:oddHBand="1" w:evenHBand="0" w:firstRowFirstColumn="0" w:firstRowLastColumn="0" w:lastRowFirstColumn="0" w:lastRowLastColumn="0"/>
+            </w:pPr>
+            <w:r>
+              <w:t>Automated</w:t>
+            </w:r>
+          </w:p>
+        </w:tc>
+        <w:tc>
+          <w:tcPr>
+            <w:tcW w:w="1440" w:type="dxa"/>
+          </w:tcPr>
+          <w:p>
+            <w:pPr>
+              <w:cnfStyle w:val="000000100000" w:firstRow="0" w:lastRow="0" w:firstColumn="0" w:lastColumn="0" w:oddVBand="0" w:evenVBand="0" w:oddHBand="1" w:evenHBand="0" w:firstRowFirstColumn="0" w:firstRowLastColumn="0" w:lastRowFirstColumn="0" w:lastRowLastColumn="0"/>
+            </w:pPr>
+            <w:r>
+              <w:t>Pass</w:t>
+            </w:r>
+          </w:p>
+        </w:tc>
+      </w:tr>
+      <w:tr>
+        <w:trPr>
+          <w:cnfStyle w:val="000000010000" w:firstRow="0" w:lastRow="0" w:firstColumn="0" w:lastColumn="0" w:oddVBand="0" w:evenVBand="0" w:oddHBand="0" w:evenHBand="1" w:firstRowFirstColumn="0" w:firstRowLastColumn="0" w:lastRowFirstColumn="0" w:lastRowLastColumn="0"/>
+        </w:trPr>
+        <w:tc>
+          <w:tcPr>
+            <w:cnfStyle w:val="001000000000" w:firstRow="0" w:lastRow="0" w:firstColumn="1" w:lastColumn="0" w:oddVBand="0" w:evenVBand="0" w:oddHBand="0" w:evenHBand="0" w:firstRowFirstColumn="0" w:firstRowLastColumn="0" w:lastRowFirstColumn="0" w:lastRowLastColumn="0"/>
+            <w:tcW w:w="1440" w:type="dxa"/>
+          </w:tcPr>
+          <w:p>
+            <w:r>
+              <w:t>FUN-011</w:t>
+            </w:r>
+          </w:p>
+        </w:tc>
+        <w:tc>
+          <w:tcPr>
+            <w:tcW w:w="4320" w:type="dxa"/>
+          </w:tcPr>
+          <w:p>
+            <w:pPr>
+              <w:cnfStyle w:val="000000010000" w:firstRow="0" w:lastRow="0" w:firstColumn="0" w:lastColumn="0" w:oddVBand="0" w:evenVBand="0" w:oddHBand="0" w:evenHBand="1" w:firstRowFirstColumn="0" w:firstRowLastColumn="0" w:lastRowFirstColumn="0" w:lastRowLastColumn="0"/>
+            </w:pPr>
+            <w:r>
+              <w:t>Login with invalid password</w:t>
+            </w:r>
+          </w:p>
+        </w:tc>
+        <w:tc>
+          <w:tcPr>
+            <w:tcW w:w="2160" w:type="dxa"/>
+          </w:tcPr>
+          <w:p>
+            <w:pPr>
+              <w:cnfStyle w:val="000000010000" w:firstRow="0" w:lastRow="0" w:firstColumn="0" w:lastColumn="0" w:oddVBand="0" w:evenVBand="0" w:oddHBand="0" w:evenHBand="1" w:firstRowFirstColumn="0" w:firstRowLastColumn="0" w:lastRowFirstColumn="0" w:lastRowLastColumn="0"/>
+            </w:pPr>
+            <w:r>
+              <w:t>Automated</w:t>
+            </w:r>
+          </w:p>
+        </w:tc>
+        <w:tc>
+          <w:tcPr>
+            <w:tcW w:w="1440" w:type="dxa"/>
+          </w:tcPr>
+          <w:p>
+            <w:pPr>
+              <w:cnfStyle w:val="000000010000" w:firstRow="0" w:lastRow="0" w:firstColumn="0" w:lastColumn="0" w:oddVBand="0" w:evenVBand="0" w:oddHBand="0" w:evenHBand="1" w:firstRowFirstColumn="0" w:firstRowLastColumn="0" w:lastRowFirstColumn="0" w:lastRowLastColumn="0"/>
+            </w:pPr>
+            <w:r>
+              <w:t>Pass</w:t>
+            </w:r>
+          </w:p>
+        </w:tc>
+      </w:tr>
+      <w:tr>
+        <w:trPr>
+          <w:cnfStyle w:val="000000100000" w:firstRow="0" w:lastRow="0" w:firstColumn="0" w:lastColumn="0" w:oddVBand="0" w:evenVBand="0" w:oddHBand="1" w:evenHBand="0" w:firstRowFirstColumn="0" w:firstRowLastColumn="0" w:lastRowFirstColumn="0" w:lastRowLastColumn="0"/>
+        </w:trPr>
+        <w:tc>
+          <w:tcPr>
+            <w:cnfStyle w:val="001000000000" w:firstRow="0" w:lastRow="0" w:firstColumn="1" w:lastColumn="0" w:oddVBand="0" w:evenVBand="0" w:oddHBand="0" w:evenHBand="0" w:firstRowFirstColumn="0" w:firstRowLastColumn="0" w:lastRowFirstColumn="0" w:lastRowLastColumn="0"/>
+            <w:tcW w:w="1440" w:type="dxa"/>
+          </w:tcPr>
+          <w:p>
+            <w:r>
+              <w:t>FUN-012</w:t>
+            </w:r>
+          </w:p>
+        </w:tc>
+        <w:tc>
+          <w:tcPr>
+            <w:tcW w:w="4320" w:type="dxa"/>
+          </w:tcPr>
+          <w:p>
+            <w:pPr>
+              <w:cnfStyle w:val="000000100000" w:firstRow="0" w:lastRow="0" w:firstColumn="0" w:lastColumn="0" w:oddVBand="0" w:evenVBand="0" w:oddHBand="1" w:evenHBand="0" w:firstRowFirstColumn="0" w:firstRowLastColumn="0" w:lastRowFirstColumn="0" w:lastRowLastColumn="0"/>
+            </w:pPr>
+            <w:r>
+              <w:t>Empty fields validation</w:t>
+            </w:r>
+          </w:p>
+        </w:tc>
+        <w:tc>
+          <w:tcPr>
+            <w:tcW w:w="2160" w:type="dxa"/>
+          </w:tcPr>
+          <w:p>
+            <w:pPr>
+              <w:cnfStyle w:val="000000100000" w:firstRow="0" w:lastRow="0" w:firstColumn="0" w:lastColumn="0" w:oddVBand="0" w:evenVBand="0" w:oddHBand="1" w:evenHBand="0" w:firstRowFirstColumn="0" w:firstRowLastColumn="0" w:lastRowFirstColumn="0" w:lastRowLastColumn="0"/>
+            </w:pPr>
+            <w:r>
+              <w:t>Automated</w:t>
+            </w:r>
+          </w:p>
+        </w:tc>
+        <w:tc>
+          <w:tcPr>
+            <w:tcW w:w="1440" w:type="dxa"/>
+          </w:tcPr>
+          <w:p>
+            <w:pPr>
+              <w:cnfStyle w:val="000000100000" w:firstRow="0" w:lastRow="0" w:firstColumn="0" w:lastColumn="0" w:oddVBand="0" w:evenVBand="0" w:oddHBand="1" w:evenHBand="0" w:firstRowFirstColumn="0" w:firstRowLastColumn="0" w:lastRowFirstColumn="0" w:lastRowLastColumn="0"/>
+            </w:pPr>
+            <w:r>
+              <w:t>Pass</w:t>
+            </w:r>
+          </w:p>
+        </w:tc>
+      </w:tr>
+      <w:tr>
+        <w:trPr>
+          <w:cnfStyle w:val="000000010000" w:firstRow="0" w:lastRow="0" w:firstColumn="0" w:lastColumn="0" w:oddVBand="0" w:evenVBand="0" w:oddHBand="0" w:evenHBand="1" w:firstRowFirstColumn="0" w:firstRowLastColumn="0" w:lastRowFirstColumn="0" w:lastRowLastColumn="0"/>
+        </w:trPr>
+        <w:tc>
+          <w:tcPr>
+            <w:cnfStyle w:val="001000000000" w:firstRow="0" w:lastRow="0" w:firstColumn="1" w:lastColumn="0" w:oddVBand="0" w:evenVBand="0" w:oddHBand="0" w:evenHBand="0" w:firstRowFirstColumn="0" w:firstRowLastColumn="0" w:lastRowFirstColumn="0" w:lastRowLastColumn="0"/>
+            <w:tcW w:w="1440" w:type="dxa"/>
+          </w:tcPr>
+          <w:p>
+            <w:r>
+              <w:lastRenderedPageBreak/>
+              <w:t>FUN-013</w:t>
+            </w:r>
+          </w:p>
+        </w:tc>
+        <w:tc>
+          <w:tcPr>
+            <w:tcW w:w="4320" w:type="dxa"/>
+          </w:tcPr>
+          <w:p>
+            <w:pPr>
+              <w:cnfStyle w:val="000000010000" w:firstRow="0" w:lastRow="0" w:firstColumn="0" w:lastColumn="0" w:oddVBand="0" w:evenVBand="0" w:oddHBand="0" w:evenHBand="1" w:firstRowFirstColumn="0" w:firstRowLastColumn="0" w:lastRowFirstColumn="0" w:lastRowLastColumn="0"/>
+            </w:pPr>
+            <w:r>
+              <w:t>Non-existing user login</w:t>
+            </w:r>
+          </w:p>
+        </w:tc>
+        <w:tc>
+          <w:tcPr>
+            <w:tcW w:w="2160" w:type="dxa"/>
+          </w:tcPr>
+          <w:p>
+            <w:pPr>
+              <w:cnfStyle w:val="000000010000" w:firstRow="0" w:lastRow="0" w:firstColumn="0" w:lastColumn="0" w:oddVBand="0" w:evenVBand="0" w:oddHBand="0" w:evenHBand="1" w:firstRowFirstColumn="0" w:firstRowLastColumn="0" w:lastRowFirstColumn="0" w:lastRowLastColumn="0"/>
+            </w:pPr>
+            <w:r>
+              <w:t>Automated</w:t>
+            </w:r>
+          </w:p>
+        </w:tc>
+        <w:tc>
+          <w:tcPr>
+            <w:tcW w:w="1440" w:type="dxa"/>
+          </w:tcPr>
+          <w:p>
+            <w:pPr>
+              <w:cnfStyle w:val="000000010000" w:firstRow="0" w:lastRow="0" w:firstColumn="0" w:lastColumn="0" w:oddVBand="0" w:evenVBand="0" w:oddHBand="0" w:evenHBand="1" w:firstRowFirstColumn="0" w:firstRowLastColumn="0" w:lastRowFirstColumn="0" w:lastRowLastColumn="0"/>
+            </w:pPr>
+            <w:r>
+              <w:t>Pass</w:t>
+            </w:r>
+          </w:p>
+        </w:tc>
+      </w:tr>
+      <w:tr>
+        <w:trPr>
+          <w:cnfStyle w:val="000000100000" w:firstRow="0" w:lastRow="0" w:firstColumn="0" w:lastColumn="0" w:oddVBand="0" w:evenVBand="0" w:oddHBand="1" w:evenHBand="0" w:firstRowFirstColumn="0" w:firstRowLastColumn="0" w:lastRowFirstColumn="0" w:lastRowLastColumn="0"/>
+        </w:trPr>
+        <w:tc>
+          <w:tcPr>
+            <w:cnfStyle w:val="001000000000" w:firstRow="0" w:lastRow="0" w:firstColumn="1" w:lastColumn="0" w:oddVBand="0" w:evenVBand="0" w:oddHBand="0" w:evenHBand="0" w:firstRowFirstColumn="0" w:firstRowLastColumn="0" w:lastRowFirstColumn="0" w:lastRowLastColumn="0"/>
+            <w:tcW w:w="1440" w:type="dxa"/>
+          </w:tcPr>
+          <w:p>
+            <w:r>
+              <w:t>FUN-014</w:t>
+            </w:r>
+          </w:p>
+        </w:tc>
+        <w:tc>
+          <w:tcPr>
+            <w:tcW w:w="4320" w:type="dxa"/>
+          </w:tcPr>
+          <w:p>
+            <w:pPr>
+              <w:cnfStyle w:val="000000100000" w:firstRow="0" w:lastRow="0" w:firstColumn="0" w:lastColumn="0" w:oddVBand="0" w:evenVBand="0" w:oddHBand="1" w:evenHBand="0" w:firstRowFirstColumn="0" w:firstRowLastColumn="0" w:lastRowFirstColumn="0" w:lastRowLastColumn="0"/>
+            </w:pPr>
+            <w:r>
+              <w:t>Logout flow</w:t>
+            </w:r>
+          </w:p>
+        </w:tc>
+        <w:tc>
+          <w:tcPr>
+            <w:tcW w:w="2160" w:type="dxa"/>
+          </w:tcPr>
+          <w:p>
+            <w:pPr>
+              <w:cnfStyle w:val="000000100000" w:firstRow="0" w:lastRow="0" w:firstColumn="0" w:lastColumn="0" w:oddVBand="0" w:evenVBand="0" w:oddHBand="1" w:evenHBand="0" w:firstRowFirstColumn="0" w:firstRowLastColumn="0" w:lastRowFirstColumn="0" w:lastRowLastColumn="0"/>
+            </w:pPr>
+            <w:r>
+              <w:t>Automated</w:t>
+            </w:r>
+          </w:p>
+        </w:tc>
+        <w:tc>
+          <w:tcPr>
+            <w:tcW w:w="1440" w:type="dxa"/>
+          </w:tcPr>
+          <w:p>
+            <w:pPr>
+              <w:cnfStyle w:val="000000100000" w:firstRow="0" w:lastRow="0" w:firstColumn="0" w:lastColumn="0" w:oddVBand="0" w:evenVBand="0" w:oddHBand="1" w:evenHBand="0" w:firstRowFirstColumn="0" w:firstRowLastColumn="0" w:lastRowFirstColumn="0" w:lastRowLastColumn="0"/>
+            </w:pPr>
+            <w:r>
+              <w:t>Pass</w:t>
+            </w:r>
+          </w:p>
+        </w:tc>
+      </w:tr>
+    </w:tbl>
+    <w:p/>
+    <w:p>
+      <w:r>
+        <w:rPr>
+          <w:b/>
+        </w:rPr>
+        <w:t>Automation Coverage: 5 of 45 test cases (~11%). Authentication module 100% automated.</w:t>
+      </w:r>
+    </w:p>
     <w:p>
       <w:pPr>
         <w:pBdr>
@@ -2132,7 +2867,6 @@
               <w:rPr>
                 <w:color w:val="FFFFFF"/>
               </w:rPr>
-              <w:lastRenderedPageBreak/>
               <w:t>Bug ID</w:t>
             </w:r>
           </w:p>
@@ -2675,6 +3409,16 @@
         </w:tc>
       </w:tr>
     </w:tbl>
+    <w:p/>
+    <w:p>
+      <w:r>
+        <w:rPr>
+          <w:b/>
+        </w:rPr>
+        <w:lastRenderedPageBreak/>
+        <w:t>Note: No defects were found in the Authentication module (automated tests).</w:t>
+      </w:r>
+    </w:p>
     <w:p>
       <w:pPr>
         <w:pBdr>
@@ -2912,6 +3656,35 @@
           </w:p>
         </w:tc>
       </w:tr>
+      <w:tr>
+        <w:trPr>
+          <w:cnfStyle w:val="000000100000" w:firstRow="0" w:lastRow="0" w:firstColumn="0" w:lastColumn="0" w:oddVBand="0" w:evenVBand="0" w:oddHBand="1" w:evenHBand="0" w:firstRowFirstColumn="0" w:firstRowLastColumn="0" w:lastRowFirstColumn="0" w:lastRowLastColumn="0"/>
+        </w:trPr>
+        <w:tc>
+          <w:tcPr>
+            <w:cnfStyle w:val="001000000000" w:firstRow="0" w:lastRow="0" w:firstColumn="1" w:lastColumn="0" w:oddVBand="0" w:evenVBand="0" w:oddHBand="0" w:evenHBand="0" w:firstRowFirstColumn="0" w:firstRowLastColumn="0" w:lastRowFirstColumn="0" w:lastRowLastColumn="0"/>
+            <w:tcW w:w="4320" w:type="dxa"/>
+          </w:tcPr>
+          <w:p>
+            <w:r>
+              <w:t>Requirements Verified via Automation</w:t>
+            </w:r>
+          </w:p>
+        </w:tc>
+        <w:tc>
+          <w:tcPr>
+            <w:tcW w:w="4320" w:type="dxa"/>
+          </w:tcPr>
+          <w:p>
+            <w:pPr>
+              <w:cnfStyle w:val="000000100000" w:firstRow="0" w:lastRow="0" w:firstColumn="0" w:lastColumn="0" w:oddVBand="0" w:evenVBand="0" w:oddHBand="1" w:evenHBand="0" w:firstRowFirstColumn="0" w:firstRowLastColumn="0" w:lastRowFirstColumn="0" w:lastRowLastColumn="0"/>
+            </w:pPr>
+            <w:r>
+              <w:t>5 (Authentication)</w:t>
+            </w:r>
+          </w:p>
+        </w:tc>
+      </w:tr>
     </w:tbl>
     <w:p/>
     <w:p>
@@ -3357,7 +4130,7 @@
         <w:pStyle w:val="ListBullet"/>
       </w:pPr>
       <w:r>
-        <w:t>All 6 menu category pages (Biryani, Pizza, Burgers, Snacks, Desserts, Drinks) loaded and rendered correctly.</w:t>
+        <w:t>Authentication module is fully covered by Selenium Python automation (FUN-010 to FUN-014) — all 5 tests PASSED.</w:t>
       </w:r>
     </w:p>
     <w:p>
@@ -3365,7 +4138,7 @@
         <w:pStyle w:val="ListBullet"/>
       </w:pPr>
       <w:r>
-        <w:t>Authentication flow (valid login, invalid password, empty fields, logout) works as expected.</w:t>
+        <w:t>All 6 menu category pages (Biryani, Pizza, Burgers, Snacks, Desserts, Drinks) loaded and rendered correctly.</w:t>
       </w:r>
     </w:p>
     <w:p>
@@ -3397,7 +4170,6 @@
         <w:pStyle w:val="ListBullet"/>
       </w:pPr>
       <w:r>
-        <w:lastRenderedPageBreak/>
         <w:t>Two CRITICAL security defects identified: Django DEBUG mode is ON in production (exposes source code) and CSRF tokens are missing from forms.</w:t>
       </w:r>
     </w:p>
@@ -3440,9 +4212,9 @@
         <w:tblLook w:val="04A0" w:firstRow="1" w:lastRow="0" w:firstColumn="1" w:lastColumn="0" w:noHBand="0" w:noVBand="1"/>
       </w:tblPr>
       <w:tblGrid>
-        <w:gridCol w:w="3210"/>
-        <w:gridCol w:w="2344"/>
-        <w:gridCol w:w="3302"/>
+        <w:gridCol w:w="3240"/>
+        <w:gridCol w:w="2364"/>
+        <w:gridCol w:w="3252"/>
       </w:tblGrid>
       <w:tr>
         <w:trPr>
@@ -3620,6 +4392,48 @@
             </w:pPr>
             <w:r>
               <w:t>Self-review at each stage</w:t>
+            </w:r>
+          </w:p>
+        </w:tc>
+      </w:tr>
+      <w:tr>
+        <w:trPr>
+          <w:cnfStyle w:val="000000010000" w:firstRow="0" w:lastRow="0" w:firstColumn="0" w:lastColumn="0" w:oddVBand="0" w:evenVBand="0" w:oddHBand="0" w:evenHBand="1" w:firstRowFirstColumn="0" w:firstRowLastColumn="0" w:lastRowFirstColumn="0" w:lastRowLastColumn="0"/>
+        </w:trPr>
+        <w:tc>
+          <w:tcPr>
+            <w:cnfStyle w:val="001000000000" w:firstRow="0" w:lastRow="0" w:firstColumn="1" w:lastColumn="0" w:oddVBand="0" w:evenVBand="0" w:oddHBand="0" w:evenHBand="0" w:firstRowFirstColumn="0" w:firstRowLastColumn="0" w:lastRowFirstColumn="0" w:lastRowLastColumn="0"/>
+            <w:tcW w:w="3600" w:type="dxa"/>
+          </w:tcPr>
+          <w:p>
+            <w:r>
+              <w:t>ChromeDriver version dependency</w:t>
+            </w:r>
+          </w:p>
+        </w:tc>
+        <w:tc>
+          <w:tcPr>
+            <w:tcW w:w="2592" w:type="dxa"/>
+          </w:tcPr>
+          <w:p>
+            <w:pPr>
+              <w:cnfStyle w:val="000000010000" w:firstRow="0" w:lastRow="0" w:firstColumn="0" w:lastColumn="0" w:oddVBand="0" w:evenVBand="0" w:oddHBand="0" w:evenHBand="1" w:firstRowFirstColumn="0" w:firstRowLastColumn="0" w:lastRowFirstColumn="0" w:lastRowLastColumn="0"/>
+            </w:pPr>
+            <w:r>
+              <w:t>Possible automation breakage</w:t>
+            </w:r>
+          </w:p>
+        </w:tc>
+        <w:tc>
+          <w:tcPr>
+            <w:tcW w:w="3600" w:type="dxa"/>
+          </w:tcPr>
+          <w:p>
+            <w:pPr>
+              <w:cnfStyle w:val="000000010000" w:firstRow="0" w:lastRow="0" w:firstColumn="0" w:lastColumn="0" w:oddVBand="0" w:evenVBand="0" w:oddHBand="0" w:evenHBand="1" w:firstRowFirstColumn="0" w:firstRowLastColumn="0" w:lastRowFirstColumn="0" w:lastRowLastColumn="0"/>
+            </w:pPr>
+            <w:r>
+              <w:t>Pinned ChromeDriver version matching local Chrome</w:t>
             </w:r>
           </w:p>
         </w:tc>
@@ -3722,6 +4536,38 @@
       </w:r>
     </w:p>
     <w:p>
+      <w:r>
+        <w:rPr>
+          <w:b/>
+        </w:rPr>
+        <w:t>Future Improvements:</w:t>
+      </w:r>
+    </w:p>
+    <w:p>
+      <w:pPr>
+        <w:pStyle w:val="ListBullet"/>
+      </w:pPr>
+      <w:r>
+        <w:t>Extend Selenium automation to cover Menu category navigation, Gallery and Contact modules.</w:t>
+      </w:r>
+    </w:p>
+    <w:p>
+      <w:pPr>
+        <w:pStyle w:val="ListBullet"/>
+      </w:pPr>
+      <w:r>
+        <w:t>Integrate automation suite into a CI pipeline (e.g., GitHub Actions) for regression on every deploy.</w:t>
+      </w:r>
+    </w:p>
+    <w:p>
+      <w:pPr>
+        <w:pStyle w:val="ListBullet"/>
+      </w:pPr>
+      <w:r>
+        <w:t>Add API-level tests (e.g., Postman / requests) for category endpoints.</w:t>
+      </w:r>
+    </w:p>
+    <w:p>
       <w:pPr>
         <w:pBdr>
           <w:bottom w:val="single" w:sz="6" w:space="1" w:color="auto"/>
@@ -3734,13 +4580,13 @@
           <w:b/>
           <w:sz w:val="36"/>
         </w:rPr>
+        <w:lastRenderedPageBreak/>
         <w:t>12. Conclusion</w:t>
       </w:r>
     </w:p>
     <w:p>
       <w:r>
-        <w:lastRenderedPageBreak/>
-        <w:t>The Inam Restaurant website is broadly functional and visually acceptable across browsers and devices. However, due to two CRITICAL security defects (DEBUG mode exposure and missing CSRF tokens) and significant performance issues caused by heavy images, the application does NOT meet the 95% exit criteria defined in the Test Plan.</w:t>
+        <w:t>The Inam Restaurant website is broadly functional and visually acceptable across browsers and devices. The Authentication module is robust and fully verified through Selenium Python automation — all five automated test cases passed without any defects. However, due to two CRITICAL security defects (DEBUG mode exposure and missing CSRF tokens) and significant performance issues caused by heavy images, the application does NOT meet the 95% exit criteria defined in the Test Plan.</w:t>
       </w:r>
     </w:p>
     <w:p>
@@ -3753,7 +4599,7 @@
     </w:p>
     <w:p>
       <w:r>
-        <w:t>DO NOT release to wider audience until the two Critical security defects are fixed. The performance and UI defects can be addressed in a follow-up patch. After fixes, a regression cycle should be executed.</w:t>
+        <w:t>DO NOT release to wider audience until the two Critical security defects are fixed. The performance and UI defects can be addressed in a follow-up patch. After fixes, a regression cycle (including the existing Selenium suite) should be executed.</w:t>
       </w:r>
     </w:p>
     <w:p>
@@ -3799,6 +4645,22 @@
       </w:pPr>
       <w:r>
         <w:t>Test Cases: Inam_Restaurant_TestCases.xlsx (45 cases)</w:t>
+      </w:r>
+    </w:p>
+    <w:p>
+      <w:pPr>
+        <w:pStyle w:val="ListBullet"/>
+      </w:pPr>
+      <w:r>
+        <w:t>Automation Scripts: Selenium Python scripts (Authentication module - FUN-010 to FUN-014)</w:t>
+      </w:r>
+    </w:p>
+    <w:p>
+      <w:pPr>
+        <w:pStyle w:val="ListBullet"/>
+      </w:pPr>
+      <w:r>
+        <w:t>Automation Screenshots: Execution evidence</w:t>
       </w:r>
     </w:p>
     <w:p>
@@ -4003,13 +4865,8 @@
             <w:r>
               <w:t xml:space="preserve">Signature: </w:t>
             </w:r>
-            <w:proofErr w:type="spellStart"/>
-            <w:r>
-              <w:t>inam</w:t>
-            </w:r>
-            <w:proofErr w:type="spellEnd"/>
-            <w:r>
-              <w:t xml:space="preserve"> khan</w:t>
+            <w:r>
+              <w:t>Inam Khan</w:t>
             </w:r>
           </w:p>
         </w:tc>
@@ -4024,13 +4881,8 @@
             <w:r>
               <w:t xml:space="preserve">Signature: </w:t>
             </w:r>
-            <w:proofErr w:type="spellStart"/>
-            <w:r>
-              <w:t>inam</w:t>
-            </w:r>
-            <w:proofErr w:type="spellEnd"/>
-            <w:r>
-              <w:t xml:space="preserve"> khan</w:t>
+            <w:r>
+              <w:t>Inam Khan</w:t>
             </w:r>
           </w:p>
         </w:tc>
@@ -4043,15 +4895,7 @@
               <w:cnfStyle w:val="000000100000" w:firstRow="0" w:lastRow="0" w:firstColumn="0" w:lastColumn="0" w:oddVBand="0" w:evenVBand="0" w:oddHBand="1" w:evenHBand="0" w:firstRowFirstColumn="0" w:firstRowLastColumn="0" w:lastRowFirstColumn="0" w:lastRowLastColumn="0"/>
             </w:pPr>
             <w:r>
-              <w:t xml:space="preserve">Signature: </w:t>
-            </w:r>
-            <w:proofErr w:type="spellStart"/>
-            <w:r>
-              <w:t>inam</w:t>
-            </w:r>
-            <w:proofErr w:type="spellEnd"/>
-            <w:r>
-              <w:t xml:space="preserve"> khan</w:t>
+              <w:t>Signature: ______________</w:t>
             </w:r>
           </w:p>
         </w:tc>
@@ -4283,31 +5127,31 @@
       </w:rPr>
     </w:lvl>
   </w:abstractNum>
-  <w:num w:numId="1" w16cid:durableId="1205094861">
+  <w:num w:numId="1" w16cid:durableId="656688171">
     <w:abstractNumId w:val="8"/>
   </w:num>
-  <w:num w:numId="2" w16cid:durableId="971784949">
+  <w:num w:numId="2" w16cid:durableId="1637838032">
     <w:abstractNumId w:val="6"/>
   </w:num>
-  <w:num w:numId="3" w16cid:durableId="1156068461">
+  <w:num w:numId="3" w16cid:durableId="2050296394">
     <w:abstractNumId w:val="5"/>
   </w:num>
-  <w:num w:numId="4" w16cid:durableId="1965499295">
+  <w:num w:numId="4" w16cid:durableId="873152605">
     <w:abstractNumId w:val="4"/>
   </w:num>
-  <w:num w:numId="5" w16cid:durableId="923761951">
+  <w:num w:numId="5" w16cid:durableId="323440562">
     <w:abstractNumId w:val="7"/>
   </w:num>
-  <w:num w:numId="6" w16cid:durableId="2139910899">
+  <w:num w:numId="6" w16cid:durableId="776757522">
     <w:abstractNumId w:val="3"/>
   </w:num>
-  <w:num w:numId="7" w16cid:durableId="431128546">
+  <w:num w:numId="7" w16cid:durableId="1740861127">
     <w:abstractNumId w:val="2"/>
   </w:num>
-  <w:num w:numId="8" w16cid:durableId="304506868">
+  <w:num w:numId="8" w16cid:durableId="1758599573">
     <w:abstractNumId w:val="1"/>
   </w:num>
-  <w:num w:numId="9" w16cid:durableId="409542948">
+  <w:num w:numId="9" w16cid:durableId="833303721">
     <w:abstractNumId w:val="0"/>
   </w:num>
 </w:numbering>
